--- a/docs/official-baseline/v2026.07.28/01_ONSURE_제품요구사항_업무요구_수용기준_공식정본_통합본.docx
+++ b/docs/official-baseline/v2026.07.28/01_ONSURE_제품요구사항_업무요구_수용기준_공식정본_통합본.docx
@@ -18965,7 +18965,7 @@
     <w:p>
       <w:pPr/>
       <w:r>
-        <w:t>이 부록은 기준 Commit 81dfe0275f171b010c97648b58c17b8f745a3a50의 저장소 산출물과 185페이지 CBD·AI 방법론 상세보완본을 항목별로 대조한 결과다. 기존 본문은 삭제·축약하지 않았으며, 아래 소스는 본 문서(제품·업무 요구사항·수용기준)의 규범·추적 근거로 결속된다.</w:t>
+        <w:t>이 부록은 기준 Commit 464adefe585ac1f901b19aac974f443e964cca1d의 저장소 산출물과 185페이지 CBD·AI 방법론 상세보완본을 항목별로 대조한 결과다. 기존 본문은 삭제·축약하지 않았으며, 아래 소스는 본 문서(제품·업무 요구사항·수용기준)의 규범·추적 근거로 결속된다.</w:t>
       </w:r>
     </w:p>
     <w:p>
